--- a/production/worksheets/06-ch6-engineering-performance-task.docx
+++ b/production/worksheets/06-ch6-engineering-performance-task.docx
@@ -29,7 +29,7 @@
           <w:color w:val="555555"/>
           <w:sz w:val="22"/>
         </w:rPr>
-        <w:t>Chapter 6 · Energy Transformations + Engineering Design · Week 8</w:t>
+        <w:t>Chapter 6 · Energy Transformations + Engineering Design · Week 4</w:t>
       </w:r>
     </w:p>
     <w:p>

--- a/production/worksheets/06-ch6-engineering-performance-task.docx
+++ b/production/worksheets/06-ch6-engineering-performance-task.docx
@@ -27,7 +27,7 @@
           <w:b w:val="0"/>
           <w:i w:val="0"/>
           <w:color w:val="555555"/>
-          <w:sz w:val="22"/>
+          <w:sz w:val="24"/>
         </w:rPr>
         <w:t>Chapter 6 · Energy Transformations + Engineering Design · Week 4</w:t>
       </w:r>
@@ -58,7 +58,7 @@
           <w:b/>
           <w:i w:val="0"/>
           <w:color w:val="555555"/>
-          <w:sz w:val="18"/>
+          <w:sz w:val="24"/>
         </w:rPr>
         <w:t>PAGE 1 of 7 — Problem · Criteria · Constraints</w:t>
       </w:r>
@@ -88,7 +88,7 @@
           <w:b w:val="0"/>
           <w:i w:val="0"/>
           <w:color w:val="1A1A1A"/>
-          <w:sz w:val="22"/>
+          <w:sz w:val="24"/>
         </w:rPr>
         <w:t>Design a non-electrical tabletop device that produces a clear signal when a model door/gate/trigger moves. Your device must demonstrate at least one energy transformation.</w:t>
       </w:r>
@@ -118,7 +118,7 @@
           <w:b w:val="0"/>
           <w:i w:val="0"/>
           <w:color w:val="1A1A1A"/>
-          <w:sz w:val="22"/>
+          <w:sz w:val="24"/>
         </w:rPr>
         <w:t>□  1. responds to the trigger (the model door/gate moves → the device reacts)</w:t>
       </w:r>
@@ -133,7 +133,7 @@
           <w:b w:val="0"/>
           <w:i w:val="0"/>
           <w:color w:val="1A1A1A"/>
-          <w:sz w:val="22"/>
+          <w:sz w:val="24"/>
         </w:rPr>
         <w:t>□  2. produces an observable signal (sound, motion, or a visible signal)</w:t>
       </w:r>
@@ -148,7 +148,7 @@
           <w:b w:val="0"/>
           <w:i w:val="0"/>
           <w:color w:val="1A1A1A"/>
-          <w:sz w:val="22"/>
+          <w:sz w:val="24"/>
         </w:rPr>
         <w:t>□  3. demonstrates at least one energy transformation</w:t>
       </w:r>
@@ -163,7 +163,7 @@
           <w:b w:val="0"/>
           <w:i w:val="0"/>
           <w:color w:val="1A1A1A"/>
-          <w:sz w:val="22"/>
+          <w:sz w:val="24"/>
         </w:rPr>
         <w:t>□  4. works repeatedly (at least 2 of 3 trials)</w:t>
       </w:r>
@@ -178,7 +178,7 @@
           <w:b w:val="0"/>
           <w:i w:val="0"/>
           <w:color w:val="1A1A1A"/>
-          <w:sz w:val="22"/>
+          <w:sz w:val="24"/>
         </w:rPr>
         <w:t>□  5. you can explain the energy pathway</w:t>
       </w:r>
@@ -208,7 +208,7 @@
           <w:b w:val="0"/>
           <w:i w:val="0"/>
           <w:color w:val="1A1A1A"/>
-          <w:sz w:val="22"/>
+          <w:sz w:val="24"/>
         </w:rPr>
         <w:t>□  1. only the provided materials</w:t>
       </w:r>
@@ -223,7 +223,7 @@
           <w:b w:val="0"/>
           <w:i w:val="0"/>
           <w:color w:val="1A1A1A"/>
-          <w:sz w:val="22"/>
+          <w:sz w:val="24"/>
         </w:rPr>
         <w:t>□  2. no wall electricity · no open flame · no hot plate · no projectile launching</w:t>
       </w:r>
@@ -238,7 +238,7 @@
           <w:b w:val="0"/>
           <w:i w:val="0"/>
           <w:color w:val="1A1A1A"/>
-          <w:sz w:val="22"/>
+          <w:sz w:val="24"/>
         </w:rPr>
         <w:t>□  3. limited build time (one period per build/test)</w:t>
       </w:r>
@@ -253,7 +253,7 @@
           <w:b w:val="0"/>
           <w:i w:val="0"/>
           <w:color w:val="1A1A1A"/>
-          <w:sz w:val="22"/>
+          <w:sz w:val="24"/>
         </w:rPr>
         <w:t>□  4. limited material quantity</w:t>
       </w:r>
@@ -268,7 +268,7 @@
           <w:b w:val="0"/>
           <w:i w:val="0"/>
           <w:color w:val="1A1A1A"/>
-          <w:sz w:val="22"/>
+          <w:sz w:val="24"/>
         </w:rPr>
         <w:t>□  5. tabletop footprint (fits on the tray / sheet of paper)</w:t>
       </w:r>
@@ -334,7 +334,7 @@
           <w:b/>
           <w:i w:val="0"/>
           <w:color w:val="555555"/>
-          <w:sz w:val="18"/>
+          <w:sz w:val="24"/>
         </w:rPr>
         <w:t>PAGE 2 of 7 — Blueprint + Materials</w:t>
       </w:r>
@@ -394,7 +394,7 @@
           <w:b w:val="0"/>
           <w:i w:val="0"/>
           <w:color w:val="1A1A1A"/>
-          <w:sz w:val="22"/>
+          <w:sz w:val="24"/>
         </w:rPr>
         <w:t>Circle or list: cardboard tubes · paper cups · craft sticks · rubber bands · string · paper clips · washers · bells / metal cup · index cards / paper · tape · glue · blocks · foil</w:t>
       </w:r>
@@ -454,7 +454,7 @@
           <w:b w:val="0"/>
           <w:i w:val="0"/>
           <w:color w:val="1A1A1A"/>
-          <w:sz w:val="22"/>
+          <w:sz w:val="24"/>
         </w:rPr>
         <w:t>Label: the TRIGGER, the OUTPUT, and where the ENERGY CHANGE happens.</w:t>
       </w:r>
@@ -492,7 +492,7 @@
                 <w:b w:val="0"/>
                 <w:i/>
                 <w:color w:val="555555"/>
-                <w:sz w:val="20"/>
+                <w:sz w:val="24"/>
               </w:rPr>
               <w:t>[ draw + label your blueprint here ]</w:t>
             </w:r>
@@ -561,7 +561,7 @@
           <w:b/>
           <w:i w:val="0"/>
           <w:color w:val="555555"/>
-          <w:sz w:val="18"/>
+          <w:sz w:val="24"/>
         </w:rPr>
         <w:t>PAGE 3 of 7 — Energy Path</w:t>
       </w:r>
@@ -666,7 +666,7 @@
           <w:b w:val="0"/>
           <w:i w:val="0"/>
           <w:color w:val="1A1A1A"/>
-          <w:sz w:val="22"/>
+          <w:sz w:val="24"/>
         </w:rPr>
         <w:t>Does my device transfer energy, transform energy, or BOTH? Circle one and explain.</w:t>
       </w:r>
@@ -732,7 +732,7 @@
           <w:b/>
           <w:i w:val="0"/>
           <w:color w:val="555555"/>
-          <w:sz w:val="18"/>
+          <w:sz w:val="24"/>
         </w:rPr>
         <w:t>PAGE 4 of 7 — Test 1</w:t>
       </w:r>
@@ -785,7 +785,7 @@
                 <w:b/>
                 <w:i w:val="0"/>
                 <w:color w:val="FFFFFF"/>
-                <w:sz w:val="22"/>
+                <w:sz w:val="24"/>
               </w:rPr>
               <w:t>Trial</w:t>
             </w:r>
@@ -810,7 +810,7 @@
                 <w:b/>
                 <w:i w:val="0"/>
                 <w:color w:val="FFFFFF"/>
-                <w:sz w:val="22"/>
+                <w:sz w:val="24"/>
               </w:rPr>
               <w:t>Did it trigger? (yes/no)</w:t>
             </w:r>
@@ -835,7 +835,7 @@
                 <w:b/>
                 <w:i w:val="0"/>
                 <w:color w:val="FFFFFF"/>
-                <w:sz w:val="22"/>
+                <w:sz w:val="24"/>
               </w:rPr>
               <w:t>What output occurred?</w:t>
             </w:r>
@@ -860,7 +860,7 @@
                 <w:b/>
                 <w:i w:val="0"/>
                 <w:color w:val="FFFFFF"/>
-                <w:sz w:val="22"/>
+                <w:sz w:val="24"/>
               </w:rPr>
               <w:t>Evidence (what I observed)</w:t>
             </w:r>
@@ -880,7 +880,7 @@
                 <w:b w:val="0"/>
                 <w:i w:val="0"/>
                 <w:color w:val="1A1A1A"/>
-                <w:sz w:val="22"/>
+                <w:sz w:val="24"/>
               </w:rPr>
               <w:t>1</w:t>
             </w:r>
@@ -951,7 +951,7 @@
                 <w:b w:val="0"/>
                 <w:i w:val="0"/>
                 <w:color w:val="1A1A1A"/>
-                <w:sz w:val="22"/>
+                <w:sz w:val="24"/>
               </w:rPr>
               <w:t>2</w:t>
             </w:r>
@@ -1022,7 +1022,7 @@
                 <w:b w:val="0"/>
                 <w:i w:val="0"/>
                 <w:color w:val="1A1A1A"/>
-                <w:sz w:val="22"/>
+                <w:sz w:val="24"/>
               </w:rPr>
               <w:t>3</w:t>
             </w:r>
@@ -1106,7 +1106,7 @@
           <w:b w:val="0"/>
           <w:i w:val="0"/>
           <w:color w:val="1A1A1A"/>
-          <w:sz w:val="22"/>
+          <w:sz w:val="24"/>
         </w:rPr>
         <w:t>What worked: ____________________</w:t>
       </w:r>
@@ -1121,7 +1121,7 @@
           <w:b w:val="0"/>
           <w:i w:val="0"/>
           <w:color w:val="1A1A1A"/>
-          <w:sz w:val="22"/>
+          <w:sz w:val="24"/>
         </w:rPr>
         <w:t>What failed (this is DATA, not a penalty): ____________________</w:t>
       </w:r>
@@ -1136,7 +1136,7 @@
           <w:b w:val="0"/>
           <w:i w:val="0"/>
           <w:color w:val="1A1A1A"/>
-          <w:sz w:val="22"/>
+          <w:sz w:val="24"/>
         </w:rPr>
         <w:t>Evidence I collected: ____________________</w:t>
       </w:r>
@@ -1157,7 +1157,7 @@
           <w:b/>
           <w:i w:val="0"/>
           <w:color w:val="555555"/>
-          <w:sz w:val="18"/>
+          <w:sz w:val="24"/>
         </w:rPr>
         <w:t>PAGE 5 of 7 — Redesign</w:t>
       </w:r>
@@ -1270,7 +1270,7 @@
                 <w:b w:val="0"/>
                 <w:i/>
                 <w:color w:val="555555"/>
-                <w:sz w:val="20"/>
+                <w:sz w:val="24"/>
               </w:rPr>
               <w:t>[ sketch the change ]</w:t>
             </w:r>
@@ -1294,7 +1294,7 @@
           <w:b/>
           <w:i w:val="0"/>
           <w:color w:val="555555"/>
-          <w:sz w:val="18"/>
+          <w:sz w:val="24"/>
         </w:rPr>
         <w:t>PAGE 6 of 7 — Test 2</w:t>
       </w:r>
@@ -1347,7 +1347,7 @@
                 <w:b/>
                 <w:i w:val="0"/>
                 <w:color w:val="FFFFFF"/>
-                <w:sz w:val="22"/>
+                <w:sz w:val="24"/>
               </w:rPr>
               <w:t>Trial</w:t>
             </w:r>
@@ -1372,7 +1372,7 @@
                 <w:b/>
                 <w:i w:val="0"/>
                 <w:color w:val="FFFFFF"/>
-                <w:sz w:val="22"/>
+                <w:sz w:val="24"/>
               </w:rPr>
               <w:t>Did it trigger? (yes/no)</w:t>
             </w:r>
@@ -1397,7 +1397,7 @@
                 <w:b/>
                 <w:i w:val="0"/>
                 <w:color w:val="FFFFFF"/>
-                <w:sz w:val="22"/>
+                <w:sz w:val="24"/>
               </w:rPr>
               <w:t>What output occurred?</w:t>
             </w:r>
@@ -1422,7 +1422,7 @@
                 <w:b/>
                 <w:i w:val="0"/>
                 <w:color w:val="FFFFFF"/>
-                <w:sz w:val="22"/>
+                <w:sz w:val="24"/>
               </w:rPr>
               <w:t>Evidence (what I observed)</w:t>
             </w:r>
@@ -1442,7 +1442,7 @@
                 <w:b w:val="0"/>
                 <w:i w:val="0"/>
                 <w:color w:val="1A1A1A"/>
-                <w:sz w:val="22"/>
+                <w:sz w:val="24"/>
               </w:rPr>
               <w:t>1</w:t>
             </w:r>
@@ -1513,7 +1513,7 @@
                 <w:b w:val="0"/>
                 <w:i w:val="0"/>
                 <w:color w:val="1A1A1A"/>
-                <w:sz w:val="22"/>
+                <w:sz w:val="24"/>
               </w:rPr>
               <w:t>2</w:t>
             </w:r>
@@ -1584,7 +1584,7 @@
                 <w:b w:val="0"/>
                 <w:i w:val="0"/>
                 <w:color w:val="1A1A1A"/>
-                <w:sz w:val="22"/>
+                <w:sz w:val="24"/>
               </w:rPr>
               <w:t>3</w:t>
             </w:r>
@@ -1668,7 +1668,7 @@
           <w:b w:val="0"/>
           <w:i w:val="0"/>
           <w:color w:val="1A1A1A"/>
-          <w:sz w:val="22"/>
+          <w:sz w:val="24"/>
         </w:rPr>
         <w:t>Test 1 result: ____________________</w:t>
       </w:r>
@@ -1683,7 +1683,7 @@
           <w:b w:val="0"/>
           <w:i w:val="0"/>
           <w:color w:val="1A1A1A"/>
-          <w:sz w:val="22"/>
+          <w:sz w:val="24"/>
         </w:rPr>
         <w:t>Test 2 result: ____________________</w:t>
       </w:r>
@@ -1698,7 +1698,7 @@
           <w:b/>
           <w:i w:val="0"/>
           <w:color w:val="1A1A1A"/>
-          <w:sz w:val="22"/>
+          <w:sz w:val="24"/>
         </w:rPr>
         <w:t>Did the change help? (yes / no / same)</w:t>
       </w:r>
@@ -1713,7 +1713,7 @@
           <w:b w:val="0"/>
           <w:i w:val="0"/>
           <w:color w:val="1A1A1A"/>
-          <w:sz w:val="22"/>
+          <w:sz w:val="24"/>
         </w:rPr>
         <w:t>Evidence that supports my answer: ____________________</w:t>
       </w:r>
@@ -1734,7 +1734,7 @@
           <w:b/>
           <w:i w:val="0"/>
           <w:color w:val="555555"/>
-          <w:sz w:val="18"/>
+          <w:sz w:val="24"/>
         </w:rPr>
         <w:t>PAGE 7 of 7 — Final Explanation · Presentation Plan</w:t>
       </w:r>
@@ -1764,7 +1764,7 @@
           <w:b w:val="0"/>
           <w:i w:val="0"/>
           <w:color w:val="1A1A1A"/>
-          <w:sz w:val="22"/>
+          <w:sz w:val="24"/>
         </w:rPr>
         <w:t>CLAIM (what my device does):  ____________________</w:t>
       </w:r>
@@ -1779,7 +1779,7 @@
           <w:b w:val="0"/>
           <w:i w:val="0"/>
           <w:color w:val="1A1A1A"/>
-          <w:sz w:val="22"/>
+          <w:sz w:val="24"/>
         </w:rPr>
         <w:t>EVIDENCE (what I observed):  ____________________</w:t>
       </w:r>
@@ -1794,7 +1794,7 @@
           <w:b w:val="0"/>
           <w:i w:val="0"/>
           <w:color w:val="1A1A1A"/>
-          <w:sz w:val="22"/>
+          <w:sz w:val="24"/>
         </w:rPr>
         <w:t>REASONING (why the evidence supports my claim):  ____________________</w:t>
       </w:r>
@@ -1824,7 +1824,7 @@
           <w:b/>
           <w:i w:val="0"/>
           <w:color w:val="1A1A1A"/>
-          <w:sz w:val="22"/>
+          <w:sz w:val="24"/>
         </w:rPr>
         <w:t>INPUT → TRANSFORMATION → OUTPUT:</w:t>
       </w:r>
@@ -1869,7 +1869,7 @@
           <w:b w:val="0"/>
           <w:i w:val="0"/>
           <w:color w:val="1A1A1A"/>
-          <w:sz w:val="22"/>
+          <w:sz w:val="24"/>
         </w:rPr>
         <w:t>Be ready to say: the problem · the criteria · the constraints · the blueprint · Test 1 · the redesign · Test 2 · the energy pathway · the final evaluation.</w:t>
       </w:r>
@@ -1884,7 +1884,7 @@
           <w:b w:val="0"/>
           <w:i w:val="0"/>
           <w:color w:val="1A1A1A"/>
-          <w:sz w:val="22"/>
+          <w:sz w:val="24"/>
         </w:rPr>
         <w:t>My one-sentence summary: ____________________</w:t>
       </w:r>
